--- a/CÔNG TY TNHH CÔNG NGHỆ KIM LOẠI CHÂU Á/ChauA_ChiNhanhPhuAn/ChauA_ThanhLapChiNhanh/ChauA_Mau17.docx
+++ b/CÔNG TY TNHH CÔNG NGHỆ KIM LOẠI CHÂU Á/ChauA_ChiNhanhPhuAn/ChauA_ThanhLapChiNhanh/ChauA_Mau17.docx
@@ -137,7 +137,7 @@
                     </wp:anchor>
                   </w:drawing>
                 </mc:Choice>
-                <mc:Fallback xmlns:cx2="http://schemas.microsoft.com/office/drawing/2015/10/21/chartex" xmlns:cx3="http://schemas.microsoft.com/office/drawing/2016/5/9/chartex" xmlns:cx4="http://schemas.microsoft.com/office/drawing/2016/5/10/chartex" xmlns:cx5="http://schemas.microsoft.com/office/drawing/2016/5/11/chartex" xmlns:cx6="http://schemas.microsoft.com/office/drawing/2016/5/12/chartex" xmlns:cx7="http://schemas.microsoft.com/office/drawing/2016/5/13/chartex" xmlns:cx8="http://schemas.microsoft.com/office/drawing/2016/5/14/chartex" xmlns:aink="http://schemas.microsoft.com/office/drawing/2016/ink" xmlns:am3d="http://schemas.microsoft.com/office/drawing/2017/model3d" xmlns:oel="http://schemas.microsoft.com/office/2019/extlst" xmlns:w16cex="http://schemas.microsoft.com/office/word/2018/wordml/cex" xmlns:w16cid="http://schemas.microsoft.com/office/word/2016/wordml/cid" xmlns:w16="http://schemas.microsoft.com/office/word/2018/wordml" xmlns:w16du="http://schemas.microsoft.com/office/word/2023/wordml/word16du" xmlns:w16sdtdh="http://schemas.microsoft.com/office/word/2020/wordml/sdtdatahash" xmlns:w16sdtfl="http://schemas.microsoft.com/office/word/2024/wordml/sdtformatlock">
+                <mc:Fallback xmlns:w16sdtfl="http://schemas.microsoft.com/office/word/2024/wordml/sdtformatlock" xmlns:w16sdtdh="http://schemas.microsoft.com/office/word/2020/wordml/sdtdatahash" xmlns:w16du="http://schemas.microsoft.com/office/word/2023/wordml/word16du" xmlns:w16="http://schemas.microsoft.com/office/word/2018/wordml" xmlns:w16cid="http://schemas.microsoft.com/office/word/2016/wordml/cid" xmlns:w16cex="http://schemas.microsoft.com/office/word/2018/wordml/cex" xmlns:oel="http://schemas.microsoft.com/office/2019/extlst" xmlns:am3d="http://schemas.microsoft.com/office/drawing/2017/model3d" xmlns:aink="http://schemas.microsoft.com/office/drawing/2016/ink" xmlns:cx8="http://schemas.microsoft.com/office/drawing/2016/5/14/chartex" xmlns:cx7="http://schemas.microsoft.com/office/drawing/2016/5/13/chartex" xmlns:cx6="http://schemas.microsoft.com/office/drawing/2016/5/12/chartex" xmlns:cx5="http://schemas.microsoft.com/office/drawing/2016/5/11/chartex" xmlns:cx4="http://schemas.microsoft.com/office/drawing/2016/5/10/chartex" xmlns:cx3="http://schemas.microsoft.com/office/drawing/2016/5/9/chartex" xmlns:cx2="http://schemas.microsoft.com/office/drawing/2015/10/21/chartex">
                   <w:pict>
                     <v:line w14:anchorId="7C7F996C" id="Line 159" o:spid="_x0000_s1026" style="position:absolute;z-index:251677696;visibility:visible;mso-wrap-style:square;mso-width-percent:0;mso-height-percent:0;mso-wrap-distance-left:9pt;mso-wrap-distance-top:-3e-5mm;mso-wrap-distance-right:9pt;mso-wrap-distance-bottom:-3e-5mm;mso-position-horizontal:center;mso-position-horizontal-relative:margin;mso-position-vertical:absolute;mso-position-vertical-relative:text;mso-width-percent:0;mso-height-percent:0;mso-width-relative:page;mso-height-relative:page" from="0,15.5pt" to="158.75pt,15.5pt" o:gfxdata="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">
                       <w10:wrap anchorx="margin"/>
@@ -364,7 +364,7 @@
               </wp:anchor>
             </w:drawing>
           </mc:Choice>
-          <mc:Fallback xmlns:cx2="http://schemas.microsoft.com/office/drawing/2015/10/21/chartex" xmlns:cx3="http://schemas.microsoft.com/office/drawing/2016/5/9/chartex" xmlns:cx4="http://schemas.microsoft.com/office/drawing/2016/5/10/chartex" xmlns:cx5="http://schemas.microsoft.com/office/drawing/2016/5/11/chartex" xmlns:cx6="http://schemas.microsoft.com/office/drawing/2016/5/12/chartex" xmlns:cx7="http://schemas.microsoft.com/office/drawing/2016/5/13/chartex" xmlns:cx8="http://schemas.microsoft.com/office/drawing/2016/5/14/chartex" xmlns:aink="http://schemas.microsoft.com/office/drawing/2016/ink" xmlns:am3d="http://schemas.microsoft.com/office/drawing/2017/model3d" xmlns:oel="http://schemas.microsoft.com/office/2019/extlst" xmlns:w16cex="http://schemas.microsoft.com/office/word/2018/wordml/cex" xmlns:w16cid="http://schemas.microsoft.com/office/word/2016/wordml/cid" xmlns:w16="http://schemas.microsoft.com/office/word/2018/wordml" xmlns:w16du="http://schemas.microsoft.com/office/word/2023/wordml/word16du" xmlns:w16sdtdh="http://schemas.microsoft.com/office/word/2020/wordml/sdtdatahash" xmlns:w16sdtfl="http://schemas.microsoft.com/office/word/2024/wordml/sdtformatlock">
+          <mc:Fallback xmlns:w16sdtfl="http://schemas.microsoft.com/office/word/2024/wordml/sdtformatlock" xmlns:w16sdtdh="http://schemas.microsoft.com/office/word/2020/wordml/sdtdatahash" xmlns:w16du="http://schemas.microsoft.com/office/word/2023/wordml/word16du" xmlns:w16="http://schemas.microsoft.com/office/word/2018/wordml" xmlns:w16cid="http://schemas.microsoft.com/office/word/2016/wordml/cid" xmlns:w16cex="http://schemas.microsoft.com/office/word/2018/wordml/cex" xmlns:oel="http://schemas.microsoft.com/office/2019/extlst" xmlns:am3d="http://schemas.microsoft.com/office/drawing/2017/model3d" xmlns:aink="http://schemas.microsoft.com/office/drawing/2016/ink" xmlns:cx8="http://schemas.microsoft.com/office/drawing/2016/5/14/chartex" xmlns:cx7="http://schemas.microsoft.com/office/drawing/2016/5/13/chartex" xmlns:cx6="http://schemas.microsoft.com/office/drawing/2016/5/12/chartex" xmlns:cx5="http://schemas.microsoft.com/office/drawing/2016/5/11/chartex" xmlns:cx4="http://schemas.microsoft.com/office/drawing/2016/5/10/chartex" xmlns:cx3="http://schemas.microsoft.com/office/drawing/2016/5/9/chartex" xmlns:cx2="http://schemas.microsoft.com/office/drawing/2015/10/21/chartex">
             <w:pict>
               <v:line w14:anchorId="300F921F" id="Straight Connector 1" o:spid="_x0000_s1026" style="position:absolute;z-index:251678720;visibility:visible;mso-wrap-style:square;mso-width-percent:0;mso-wrap-distance-left:9pt;mso-wrap-distance-top:0;mso-wrap-distance-right:9pt;mso-wrap-distance-bottom:0;mso-position-horizontal:center;mso-position-horizontal-relative:margin;mso-position-vertical:absolute;mso-position-vertical-relative:text;mso-width-percent:0;mso-width-relative:margin" from="0,78.4pt" to="111.65pt,78.4pt" o:gfxdata="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" strokecolor="black [3200]" strokeweight=".5pt">
                 <v:stroke joinstyle="miter"/>
@@ -1936,7 +1936,7 @@
                 <w:sz w:val="24"/>
                 <w:szCs w:val="24"/>
               </w:rPr>
-              <w:t>Gia công cơ khí; xử lý và tráng phủ kim loại</w:t>
+              <w:t xml:space="preserve">Chi tiết: Hàn, tiện, phay, bào, cắt, gọt, đục các chi tiết bằng kim loại (không đục tại trụ sở chính; trừ xử lý, tráng phủ, xi mạ kim loại) </w:t>
             </w:r>
           </w:p>
           <w:p>
@@ -1951,8 +1951,10 @@
                 <w:sz w:val="24"/>
                 <w:szCs w:val="24"/>
               </w:rPr>
-              <w:t>Chi tiết:  Gia công bề mặt kim loại bằng công nghệ phủ PVD trong môi trường chân không.</w:t>
-            </w:r>
+              <w:t>- Gia công bề mặt kim loại bằng công nghệ phủ PVD trong môi trường chân không.</w:t>
+            </w:r>
+            <w:bookmarkStart w:id="1" w:name="_GoBack"/>
+            <w:bookmarkEnd w:id="1"/>
           </w:p>
         </w:tc>
         <w:tc>
@@ -1993,8 +1995,6 @@
               </w:rPr>
               <w:t>X</w:t>
             </w:r>
-            <w:bookmarkStart w:id="1" w:name="_GoBack"/>
-            <w:bookmarkEnd w:id="1"/>
           </w:p>
         </w:tc>
       </w:tr>
@@ -3797,7 +3797,7 @@
                           </wp:anchor>
                         </w:drawing>
                       </mc:Choice>
-                      <mc:Fallback xmlns:cx2="http://schemas.microsoft.com/office/drawing/2015/10/21/chartex" xmlns:cx3="http://schemas.microsoft.com/office/drawing/2016/5/9/chartex" xmlns:cx4="http://schemas.microsoft.com/office/drawing/2016/5/10/chartex" xmlns:cx5="http://schemas.microsoft.com/office/drawing/2016/5/11/chartex" xmlns:cx6="http://schemas.microsoft.com/office/drawing/2016/5/12/chartex" xmlns:cx7="http://schemas.microsoft.com/office/drawing/2016/5/13/chartex" xmlns:cx8="http://schemas.microsoft.com/office/drawing/2016/5/14/chartex" xmlns:aink="http://schemas.microsoft.com/office/drawing/2016/ink" xmlns:am3d="http://schemas.microsoft.com/office/drawing/2017/model3d" xmlns:oel="http://schemas.microsoft.com/office/2019/extlst" xmlns:w16cex="http://schemas.microsoft.com/office/word/2018/wordml/cex" xmlns:w16cid="http://schemas.microsoft.com/office/word/2016/wordml/cid" xmlns:w16="http://schemas.microsoft.com/office/word/2018/wordml" xmlns:w16du="http://schemas.microsoft.com/office/word/2023/wordml/word16du" xmlns:w16sdtdh="http://schemas.microsoft.com/office/word/2020/wordml/sdtdatahash" xmlns:w16sdtfl="http://schemas.microsoft.com/office/word/2024/wordml/sdtformatlock">
+                      <mc:Fallback xmlns:w16sdtfl="http://schemas.microsoft.com/office/word/2024/wordml/sdtformatlock" xmlns:w16sdtdh="http://schemas.microsoft.com/office/word/2020/wordml/sdtdatahash" xmlns:w16du="http://schemas.microsoft.com/office/word/2023/wordml/word16du" xmlns:w16="http://schemas.microsoft.com/office/word/2018/wordml" xmlns:w16cid="http://schemas.microsoft.com/office/word/2016/wordml/cid" xmlns:w16cex="http://schemas.microsoft.com/office/word/2018/wordml/cex" xmlns:oel="http://schemas.microsoft.com/office/2019/extlst" xmlns:am3d="http://schemas.microsoft.com/office/drawing/2017/model3d" xmlns:aink="http://schemas.microsoft.com/office/drawing/2016/ink" xmlns:cx8="http://schemas.microsoft.com/office/drawing/2016/5/14/chartex" xmlns:cx7="http://schemas.microsoft.com/office/drawing/2016/5/13/chartex" xmlns:cx6="http://schemas.microsoft.com/office/drawing/2016/5/12/chartex" xmlns:cx5="http://schemas.microsoft.com/office/drawing/2016/5/11/chartex" xmlns:cx4="http://schemas.microsoft.com/office/drawing/2016/5/10/chartex" xmlns:cx3="http://schemas.microsoft.com/office/drawing/2016/5/9/chartex" xmlns:cx2="http://schemas.microsoft.com/office/drawing/2015/10/21/chartex">
                         <w:pict>
                           <v:rect w14:anchorId="20CE5793" id="Rectangle 34" o:spid="_x0000_s1026" style="position:absolute;margin-left:0;margin-top:.45pt;width:22.75pt;height:18.55pt;z-index:251673600;visibility:visible;mso-wrap-style:none;mso-width-percent:0;mso-height-percent:0;mso-wrap-distance-left:9pt;mso-wrap-distance-top:0;mso-wrap-distance-right:9pt;mso-wrap-distance-bottom:0;mso-position-horizontal:center;mso-position-horizontal-relative:margin;mso-position-vertical:absolute;mso-position-vertical-relative:text;mso-width-percent:0;mso-height-percent:0;mso-width-relative:page;mso-height-relative:page;v-text-anchor:middle" o:gfxdata="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" strokeweight=".26mm">
                             <v:stroke endcap="square"/>
@@ -3906,7 +3906,7 @@
                           </wp:anchor>
                         </w:drawing>
                       </mc:Choice>
-                      <mc:Fallback xmlns:cx2="http://schemas.microsoft.com/office/drawing/2015/10/21/chartex" xmlns:cx3="http://schemas.microsoft.com/office/drawing/2016/5/9/chartex" xmlns:cx4="http://schemas.microsoft.com/office/drawing/2016/5/10/chartex" xmlns:cx5="http://schemas.microsoft.com/office/drawing/2016/5/11/chartex" xmlns:cx6="http://schemas.microsoft.com/office/drawing/2016/5/12/chartex" xmlns:cx7="http://schemas.microsoft.com/office/drawing/2016/5/13/chartex" xmlns:cx8="http://schemas.microsoft.com/office/drawing/2016/5/14/chartex" xmlns:aink="http://schemas.microsoft.com/office/drawing/2016/ink" xmlns:am3d="http://schemas.microsoft.com/office/drawing/2017/model3d" xmlns:oel="http://schemas.microsoft.com/office/2019/extlst" xmlns:w16cex="http://schemas.microsoft.com/office/word/2018/wordml/cex" xmlns:w16cid="http://schemas.microsoft.com/office/word/2016/wordml/cid" xmlns:w16="http://schemas.microsoft.com/office/word/2018/wordml" xmlns:w16du="http://schemas.microsoft.com/office/word/2023/wordml/word16du" xmlns:w16sdtdh="http://schemas.microsoft.com/office/word/2020/wordml/sdtdatahash" xmlns:w16sdtfl="http://schemas.microsoft.com/office/word/2024/wordml/sdtformatlock">
+                      <mc:Fallback xmlns:w16sdtfl="http://schemas.microsoft.com/office/word/2024/wordml/sdtformatlock" xmlns:w16sdtdh="http://schemas.microsoft.com/office/word/2020/wordml/sdtdatahash" xmlns:w16du="http://schemas.microsoft.com/office/word/2023/wordml/word16du" xmlns:w16="http://schemas.microsoft.com/office/word/2018/wordml" xmlns:w16cid="http://schemas.microsoft.com/office/word/2016/wordml/cid" xmlns:w16cex="http://schemas.microsoft.com/office/word/2018/wordml/cex" xmlns:oel="http://schemas.microsoft.com/office/2019/extlst" xmlns:am3d="http://schemas.microsoft.com/office/drawing/2017/model3d" xmlns:aink="http://schemas.microsoft.com/office/drawing/2016/ink" xmlns:cx8="http://schemas.microsoft.com/office/drawing/2016/5/14/chartex" xmlns:cx7="http://schemas.microsoft.com/office/drawing/2016/5/13/chartex" xmlns:cx6="http://schemas.microsoft.com/office/drawing/2016/5/12/chartex" xmlns:cx5="http://schemas.microsoft.com/office/drawing/2016/5/11/chartex" xmlns:cx4="http://schemas.microsoft.com/office/drawing/2016/5/10/chartex" xmlns:cx3="http://schemas.microsoft.com/office/drawing/2016/5/9/chartex" xmlns:cx2="http://schemas.microsoft.com/office/drawing/2015/10/21/chartex">
                         <w:pict>
                           <v:rect w14:anchorId="1DF8A1F2" id="Rectangle 33" o:spid="_x0000_s1026" style="position:absolute;margin-left:175.95pt;margin-top:1.3pt;width:22.75pt;height:18.55pt;z-index:251675648;visibility:visible;mso-wrap-style:none;mso-width-percent:0;mso-height-percent:0;mso-wrap-distance-left:9pt;mso-wrap-distance-top:0;mso-wrap-distance-right:9pt;mso-wrap-distance-bottom:0;mso-position-horizontal:absolute;mso-position-horizontal-relative:text;mso-position-vertical:absolute;mso-position-vertical-relative:text;mso-width-percent:0;mso-height-percent:0;mso-width-relative:page;mso-height-relative:page;v-text-anchor:middle" o:gfxdata="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" strokeweight=".26mm">
                             <v:stroke endcap="square"/>
@@ -4560,7 +4560,7 @@
                           </wp:anchor>
                         </w:drawing>
                       </mc:Choice>
-                      <mc:Fallback xmlns:cx2="http://schemas.microsoft.com/office/drawing/2015/10/21/chartex" xmlns:cx3="http://schemas.microsoft.com/office/drawing/2016/5/9/chartex" xmlns:cx4="http://schemas.microsoft.com/office/drawing/2016/5/10/chartex" xmlns:cx5="http://schemas.microsoft.com/office/drawing/2016/5/11/chartex" xmlns:cx6="http://schemas.microsoft.com/office/drawing/2016/5/12/chartex" xmlns:cx7="http://schemas.microsoft.com/office/drawing/2016/5/13/chartex" xmlns:cx8="http://schemas.microsoft.com/office/drawing/2016/5/14/chartex" xmlns:aink="http://schemas.microsoft.com/office/drawing/2016/ink" xmlns:am3d="http://schemas.microsoft.com/office/drawing/2017/model3d" xmlns:oel="http://schemas.microsoft.com/office/2019/extlst" xmlns:w16cex="http://schemas.microsoft.com/office/word/2018/wordml/cex" xmlns:w16cid="http://schemas.microsoft.com/office/word/2016/wordml/cid" xmlns:w16="http://schemas.microsoft.com/office/word/2018/wordml" xmlns:w16du="http://schemas.microsoft.com/office/word/2023/wordml/word16du" xmlns:w16sdtdh="http://schemas.microsoft.com/office/word/2020/wordml/sdtdatahash" xmlns:w16sdtfl="http://schemas.microsoft.com/office/word/2024/wordml/sdtformatlock">
+                      <mc:Fallback xmlns:w16sdtfl="http://schemas.microsoft.com/office/word/2024/wordml/sdtformatlock" xmlns:w16sdtdh="http://schemas.microsoft.com/office/word/2020/wordml/sdtdatahash" xmlns:w16du="http://schemas.microsoft.com/office/word/2023/wordml/word16du" xmlns:w16="http://schemas.microsoft.com/office/word/2018/wordml" xmlns:w16cid="http://schemas.microsoft.com/office/word/2016/wordml/cid" xmlns:w16cex="http://schemas.microsoft.com/office/word/2018/wordml/cex" xmlns:oel="http://schemas.microsoft.com/office/2019/extlst" xmlns:am3d="http://schemas.microsoft.com/office/drawing/2017/model3d" xmlns:aink="http://schemas.microsoft.com/office/drawing/2016/ink" xmlns:cx8="http://schemas.microsoft.com/office/drawing/2016/5/14/chartex" xmlns:cx7="http://schemas.microsoft.com/office/drawing/2016/5/13/chartex" xmlns:cx6="http://schemas.microsoft.com/office/drawing/2016/5/12/chartex" xmlns:cx5="http://schemas.microsoft.com/office/drawing/2016/5/11/chartex" xmlns:cx4="http://schemas.microsoft.com/office/drawing/2016/5/10/chartex" xmlns:cx3="http://schemas.microsoft.com/office/drawing/2016/5/9/chartex" xmlns:cx2="http://schemas.microsoft.com/office/drawing/2015/10/21/chartex">
                         <w:pict>
                           <v:rect w14:anchorId="0DBAD5E7" id="Rectangle 262" o:spid="_x0000_s1026" style="position:absolute;margin-left:26.25pt;margin-top:-.2pt;width:20.45pt;height:18.5pt;z-index:251663360;visibility:visible;mso-wrap-style:none;mso-width-percent:0;mso-height-percent:0;mso-wrap-distance-left:9pt;mso-wrap-distance-top:0;mso-wrap-distance-right:9pt;mso-wrap-distance-bottom:0;mso-position-horizontal:absolute;mso-position-horizontal-relative:text;mso-position-vertical:absolute;mso-position-vertical-relative:text;mso-width-percent:0;mso-height-percent:0;mso-width-relative:page;mso-height-relative:page;v-text-anchor:middle" o:gfxdata="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" strokeweight=".26mm">
                             <v:stroke endcap="square"/>
@@ -4951,7 +4951,7 @@
                     </wp:anchor>
                   </w:drawing>
                 </mc:Choice>
-                <mc:Fallback xmlns:cx2="http://schemas.microsoft.com/office/drawing/2015/10/21/chartex" xmlns:cx3="http://schemas.microsoft.com/office/drawing/2016/5/9/chartex" xmlns:cx4="http://schemas.microsoft.com/office/drawing/2016/5/10/chartex" xmlns:cx5="http://schemas.microsoft.com/office/drawing/2016/5/11/chartex" xmlns:cx6="http://schemas.microsoft.com/office/drawing/2016/5/12/chartex" xmlns:cx7="http://schemas.microsoft.com/office/drawing/2016/5/13/chartex" xmlns:cx8="http://schemas.microsoft.com/office/drawing/2016/5/14/chartex" xmlns:aink="http://schemas.microsoft.com/office/drawing/2016/ink" xmlns:am3d="http://schemas.microsoft.com/office/drawing/2017/model3d" xmlns:oel="http://schemas.microsoft.com/office/2019/extlst" xmlns:w16cex="http://schemas.microsoft.com/office/word/2018/wordml/cex" xmlns:w16cid="http://schemas.microsoft.com/office/word/2016/wordml/cid" xmlns:w16="http://schemas.microsoft.com/office/word/2018/wordml" xmlns:w16du="http://schemas.microsoft.com/office/word/2023/wordml/word16du" xmlns:w16sdtdh="http://schemas.microsoft.com/office/word/2020/wordml/sdtdatahash" xmlns:w16sdtfl="http://schemas.microsoft.com/office/word/2024/wordml/sdtformatlock">
+                <mc:Fallback xmlns:w16sdtfl="http://schemas.microsoft.com/office/word/2024/wordml/sdtformatlock" xmlns:w16sdtdh="http://schemas.microsoft.com/office/word/2020/wordml/sdtdatahash" xmlns:w16du="http://schemas.microsoft.com/office/word/2023/wordml/word16du" xmlns:w16="http://schemas.microsoft.com/office/word/2018/wordml" xmlns:w16cid="http://schemas.microsoft.com/office/word/2016/wordml/cid" xmlns:w16cex="http://schemas.microsoft.com/office/word/2018/wordml/cex" xmlns:oel="http://schemas.microsoft.com/office/2019/extlst" xmlns:am3d="http://schemas.microsoft.com/office/drawing/2017/model3d" xmlns:aink="http://schemas.microsoft.com/office/drawing/2016/ink" xmlns:cx8="http://schemas.microsoft.com/office/drawing/2016/5/14/chartex" xmlns:cx7="http://schemas.microsoft.com/office/drawing/2016/5/13/chartex" xmlns:cx6="http://schemas.microsoft.com/office/drawing/2016/5/12/chartex" xmlns:cx5="http://schemas.microsoft.com/office/drawing/2016/5/11/chartex" xmlns:cx4="http://schemas.microsoft.com/office/drawing/2016/5/10/chartex" xmlns:cx3="http://schemas.microsoft.com/office/drawing/2016/5/9/chartex" xmlns:cx2="http://schemas.microsoft.com/office/drawing/2015/10/21/chartex">
                   <w:pict>
                     <v:rect w14:anchorId="21642757" id="Rectangle 260" o:spid="_x0000_s1026" style="position:absolute;margin-left:9.6pt;margin-top:2.5pt;width:20.45pt;height:18.5pt;z-index:251659264;visibility:visible;mso-wrap-style:none;mso-width-percent:0;mso-height-percent:0;mso-wrap-distance-left:9pt;mso-wrap-distance-top:0;mso-wrap-distance-right:9pt;mso-wrap-distance-bottom:0;mso-position-horizontal:absolute;mso-position-horizontal-relative:text;mso-position-vertical:absolute;mso-position-vertical-relative:text;mso-width-percent:0;mso-height-percent:0;mso-width-relative:page;mso-height-relative:page;v-text-anchor:middle" o:gfxdata="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" strokeweight=".26mm">
                       <v:stroke endcap="square"/>
@@ -5106,7 +5106,7 @@
                     </wp:anchor>
                   </w:drawing>
                 </mc:Choice>
-                <mc:Fallback xmlns:cx2="http://schemas.microsoft.com/office/drawing/2015/10/21/chartex" xmlns:cx3="http://schemas.microsoft.com/office/drawing/2016/5/9/chartex" xmlns:cx4="http://schemas.microsoft.com/office/drawing/2016/5/10/chartex" xmlns:cx5="http://schemas.microsoft.com/office/drawing/2016/5/11/chartex" xmlns:cx6="http://schemas.microsoft.com/office/drawing/2016/5/12/chartex" xmlns:cx7="http://schemas.microsoft.com/office/drawing/2016/5/13/chartex" xmlns:cx8="http://schemas.microsoft.com/office/drawing/2016/5/14/chartex" xmlns:aink="http://schemas.microsoft.com/office/drawing/2016/ink" xmlns:am3d="http://schemas.microsoft.com/office/drawing/2017/model3d" xmlns:oel="http://schemas.microsoft.com/office/2019/extlst" xmlns:w16cex="http://schemas.microsoft.com/office/word/2018/wordml/cex" xmlns:w16cid="http://schemas.microsoft.com/office/word/2016/wordml/cid" xmlns:w16="http://schemas.microsoft.com/office/word/2018/wordml" xmlns:w16du="http://schemas.microsoft.com/office/word/2023/wordml/word16du" xmlns:w16sdtdh="http://schemas.microsoft.com/office/word/2020/wordml/sdtdatahash" xmlns:w16sdtfl="http://schemas.microsoft.com/office/word/2024/wordml/sdtformatlock">
+                <mc:Fallback xmlns:w16sdtfl="http://schemas.microsoft.com/office/word/2024/wordml/sdtformatlock" xmlns:w16sdtdh="http://schemas.microsoft.com/office/word/2020/wordml/sdtdatahash" xmlns:w16du="http://schemas.microsoft.com/office/word/2023/wordml/word16du" xmlns:w16="http://schemas.microsoft.com/office/word/2018/wordml" xmlns:w16cid="http://schemas.microsoft.com/office/word/2016/wordml/cid" xmlns:w16cex="http://schemas.microsoft.com/office/word/2018/wordml/cex" xmlns:oel="http://schemas.microsoft.com/office/2019/extlst" xmlns:am3d="http://schemas.microsoft.com/office/drawing/2017/model3d" xmlns:aink="http://schemas.microsoft.com/office/drawing/2016/ink" xmlns:cx8="http://schemas.microsoft.com/office/drawing/2016/5/14/chartex" xmlns:cx7="http://schemas.microsoft.com/office/drawing/2016/5/13/chartex" xmlns:cx6="http://schemas.microsoft.com/office/drawing/2016/5/12/chartex" xmlns:cx5="http://schemas.microsoft.com/office/drawing/2016/5/11/chartex" xmlns:cx4="http://schemas.microsoft.com/office/drawing/2016/5/10/chartex" xmlns:cx3="http://schemas.microsoft.com/office/drawing/2016/5/9/chartex" xmlns:cx2="http://schemas.microsoft.com/office/drawing/2015/10/21/chartex">
                   <w:pict>
                     <v:rect w14:anchorId="3B743A14" id="Rectangle 259" o:spid="_x0000_s1026" style="position:absolute;margin-left:9.6pt;margin-top:3.55pt;width:20.45pt;height:18.5pt;z-index:251660288;visibility:visible;mso-wrap-style:none;mso-width-percent:0;mso-height-percent:0;mso-wrap-distance-left:9pt;mso-wrap-distance-top:0;mso-wrap-distance-right:9pt;mso-wrap-distance-bottom:0;mso-position-horizontal:absolute;mso-position-horizontal-relative:text;mso-position-vertical:absolute;mso-position-vertical-relative:text;mso-width-percent:0;mso-height-percent:0;mso-width-relative:page;mso-height-relative:page;v-text-anchor:middle" o:gfxdata="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" strokeweight=".26mm">
                       <v:stroke endcap="square"/>
@@ -5261,7 +5261,7 @@
                     </wp:anchor>
                   </w:drawing>
                 </mc:Choice>
-                <mc:Fallback xmlns:cx2="http://schemas.microsoft.com/office/drawing/2015/10/21/chartex" xmlns:cx3="http://schemas.microsoft.com/office/drawing/2016/5/9/chartex" xmlns:cx4="http://schemas.microsoft.com/office/drawing/2016/5/10/chartex" xmlns:cx5="http://schemas.microsoft.com/office/drawing/2016/5/11/chartex" xmlns:cx6="http://schemas.microsoft.com/office/drawing/2016/5/12/chartex" xmlns:cx7="http://schemas.microsoft.com/office/drawing/2016/5/13/chartex" xmlns:cx8="http://schemas.microsoft.com/office/drawing/2016/5/14/chartex" xmlns:aink="http://schemas.microsoft.com/office/drawing/2016/ink" xmlns:am3d="http://schemas.microsoft.com/office/drawing/2017/model3d" xmlns:oel="http://schemas.microsoft.com/office/2019/extlst" xmlns:w16cex="http://schemas.microsoft.com/office/word/2018/wordml/cex" xmlns:w16cid="http://schemas.microsoft.com/office/word/2016/wordml/cid" xmlns:w16="http://schemas.microsoft.com/office/word/2018/wordml" xmlns:w16du="http://schemas.microsoft.com/office/word/2023/wordml/word16du" xmlns:w16sdtdh="http://schemas.microsoft.com/office/word/2020/wordml/sdtdatahash" xmlns:w16sdtfl="http://schemas.microsoft.com/office/word/2024/wordml/sdtformatlock">
+                <mc:Fallback xmlns:w16sdtfl="http://schemas.microsoft.com/office/word/2024/wordml/sdtformatlock" xmlns:w16sdtdh="http://schemas.microsoft.com/office/word/2020/wordml/sdtdatahash" xmlns:w16du="http://schemas.microsoft.com/office/word/2023/wordml/word16du" xmlns:w16="http://schemas.microsoft.com/office/word/2018/wordml" xmlns:w16cid="http://schemas.microsoft.com/office/word/2016/wordml/cid" xmlns:w16cex="http://schemas.microsoft.com/office/word/2018/wordml/cex" xmlns:oel="http://schemas.microsoft.com/office/2019/extlst" xmlns:am3d="http://schemas.microsoft.com/office/drawing/2017/model3d" xmlns:aink="http://schemas.microsoft.com/office/drawing/2016/ink" xmlns:cx8="http://schemas.microsoft.com/office/drawing/2016/5/14/chartex" xmlns:cx7="http://schemas.microsoft.com/office/drawing/2016/5/13/chartex" xmlns:cx6="http://schemas.microsoft.com/office/drawing/2016/5/12/chartex" xmlns:cx5="http://schemas.microsoft.com/office/drawing/2016/5/11/chartex" xmlns:cx4="http://schemas.microsoft.com/office/drawing/2016/5/10/chartex" xmlns:cx3="http://schemas.microsoft.com/office/drawing/2016/5/9/chartex" xmlns:cx2="http://schemas.microsoft.com/office/drawing/2015/10/21/chartex">
                   <w:pict>
                     <v:rect w14:anchorId="2CA9DAE1" id="Rectangle 258" o:spid="_x0000_s1026" style="position:absolute;margin-left:9.6pt;margin-top:2.95pt;width:20.45pt;height:18.5pt;z-index:251661312;visibility:visible;mso-wrap-style:none;mso-width-percent:0;mso-height-percent:0;mso-wrap-distance-left:9pt;mso-wrap-distance-top:0;mso-wrap-distance-right:9pt;mso-wrap-distance-bottom:0;mso-position-horizontal:absolute;mso-position-horizontal-relative:text;mso-position-vertical:absolute;mso-position-vertical-relative:text;mso-width-percent:0;mso-height-percent:0;mso-width-relative:page;mso-height-relative:page;v-text-anchor:middle" o:gfxdata="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" strokeweight=".26mm">
                       <v:stroke endcap="square"/>
@@ -5810,7 +5810,7 @@
                     </wp:anchor>
                   </w:drawing>
                 </mc:Choice>
-                <mc:Fallback xmlns:cx2="http://schemas.microsoft.com/office/drawing/2015/10/21/chartex" xmlns:cx3="http://schemas.microsoft.com/office/drawing/2016/5/9/chartex" xmlns:cx4="http://schemas.microsoft.com/office/drawing/2016/5/10/chartex" xmlns:cx5="http://schemas.microsoft.com/office/drawing/2016/5/11/chartex" xmlns:cx6="http://schemas.microsoft.com/office/drawing/2016/5/12/chartex" xmlns:cx7="http://schemas.microsoft.com/office/drawing/2016/5/13/chartex" xmlns:cx8="http://schemas.microsoft.com/office/drawing/2016/5/14/chartex" xmlns:aink="http://schemas.microsoft.com/office/drawing/2016/ink" xmlns:am3d="http://schemas.microsoft.com/office/drawing/2017/model3d" xmlns:oel="http://schemas.microsoft.com/office/2019/extlst" xmlns:w16cex="http://schemas.microsoft.com/office/word/2018/wordml/cex" xmlns:w16cid="http://schemas.microsoft.com/office/word/2016/wordml/cid" xmlns:w16="http://schemas.microsoft.com/office/word/2018/wordml" xmlns:w16du="http://schemas.microsoft.com/office/word/2023/wordml/word16du" xmlns:w16sdtdh="http://schemas.microsoft.com/office/word/2020/wordml/sdtdatahash" xmlns:w16sdtfl="http://schemas.microsoft.com/office/word/2024/wordml/sdtformatlock">
+                <mc:Fallback xmlns:w16sdtfl="http://schemas.microsoft.com/office/word/2024/wordml/sdtformatlock" xmlns:w16sdtdh="http://schemas.microsoft.com/office/word/2020/wordml/sdtdatahash" xmlns:w16du="http://schemas.microsoft.com/office/word/2023/wordml/word16du" xmlns:w16="http://schemas.microsoft.com/office/word/2018/wordml" xmlns:w16cid="http://schemas.microsoft.com/office/word/2016/wordml/cid" xmlns:w16cex="http://schemas.microsoft.com/office/word/2018/wordml/cex" xmlns:oel="http://schemas.microsoft.com/office/2019/extlst" xmlns:am3d="http://schemas.microsoft.com/office/drawing/2017/model3d" xmlns:aink="http://schemas.microsoft.com/office/drawing/2016/ink" xmlns:cx8="http://schemas.microsoft.com/office/drawing/2016/5/14/chartex" xmlns:cx7="http://schemas.microsoft.com/office/drawing/2016/5/13/chartex" xmlns:cx6="http://schemas.microsoft.com/office/drawing/2016/5/12/chartex" xmlns:cx5="http://schemas.microsoft.com/office/drawing/2016/5/11/chartex" xmlns:cx4="http://schemas.microsoft.com/office/drawing/2016/5/10/chartex" xmlns:cx3="http://schemas.microsoft.com/office/drawing/2016/5/9/chartex" xmlns:cx2="http://schemas.microsoft.com/office/drawing/2015/10/21/chartex">
                   <w:pict>
                     <v:rect w14:anchorId="6C31450E" id="Rectangle 133" o:spid="_x0000_s1026" style="position:absolute;margin-left:-1.55pt;margin-top:1.1pt;width:20.45pt;height:18.5pt;z-index:251665408;visibility:visible;mso-wrap-style:none;mso-width-percent:0;mso-height-percent:0;mso-wrap-distance-left:9pt;mso-wrap-distance-top:0;mso-wrap-distance-right:9pt;mso-wrap-distance-bottom:0;mso-position-horizontal:absolute;mso-position-horizontal-relative:text;mso-position-vertical:absolute;mso-position-vertical-relative:text;mso-width-percent:0;mso-height-percent:0;mso-width-relative:page;mso-height-relative:page;v-text-anchor:middle" o:gfxdata="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" strokeweight=".26mm">
                       <v:stroke endcap="square"/>
@@ -5911,7 +5911,7 @@
                     </wp:anchor>
                   </w:drawing>
                 </mc:Choice>
-                <mc:Fallback xmlns:cx2="http://schemas.microsoft.com/office/drawing/2015/10/21/chartex" xmlns:cx3="http://schemas.microsoft.com/office/drawing/2016/5/9/chartex" xmlns:cx4="http://schemas.microsoft.com/office/drawing/2016/5/10/chartex" xmlns:cx5="http://schemas.microsoft.com/office/drawing/2016/5/11/chartex" xmlns:cx6="http://schemas.microsoft.com/office/drawing/2016/5/12/chartex" xmlns:cx7="http://schemas.microsoft.com/office/drawing/2016/5/13/chartex" xmlns:cx8="http://schemas.microsoft.com/office/drawing/2016/5/14/chartex" xmlns:aink="http://schemas.microsoft.com/office/drawing/2016/ink" xmlns:am3d="http://schemas.microsoft.com/office/drawing/2017/model3d" xmlns:oel="http://schemas.microsoft.com/office/2019/extlst" xmlns:w16cex="http://schemas.microsoft.com/office/word/2018/wordml/cex" xmlns:w16cid="http://schemas.microsoft.com/office/word/2016/wordml/cid" xmlns:w16="http://schemas.microsoft.com/office/word/2018/wordml" xmlns:w16du="http://schemas.microsoft.com/office/word/2023/wordml/word16du" xmlns:w16sdtdh="http://schemas.microsoft.com/office/word/2020/wordml/sdtdatahash" xmlns:w16sdtfl="http://schemas.microsoft.com/office/word/2024/wordml/sdtformatlock">
+                <mc:Fallback xmlns:w16sdtfl="http://schemas.microsoft.com/office/word/2024/wordml/sdtformatlock" xmlns:w16sdtdh="http://schemas.microsoft.com/office/word/2020/wordml/sdtdatahash" xmlns:w16du="http://schemas.microsoft.com/office/word/2023/wordml/word16du" xmlns:w16="http://schemas.microsoft.com/office/word/2018/wordml" xmlns:w16cid="http://schemas.microsoft.com/office/word/2016/wordml/cid" xmlns:w16cex="http://schemas.microsoft.com/office/word/2018/wordml/cex" xmlns:oel="http://schemas.microsoft.com/office/2019/extlst" xmlns:am3d="http://schemas.microsoft.com/office/drawing/2017/model3d" xmlns:aink="http://schemas.microsoft.com/office/drawing/2016/ink" xmlns:cx8="http://schemas.microsoft.com/office/drawing/2016/5/14/chartex" xmlns:cx7="http://schemas.microsoft.com/office/drawing/2016/5/13/chartex" xmlns:cx6="http://schemas.microsoft.com/office/drawing/2016/5/12/chartex" xmlns:cx5="http://schemas.microsoft.com/office/drawing/2016/5/11/chartex" xmlns:cx4="http://schemas.microsoft.com/office/drawing/2016/5/10/chartex" xmlns:cx3="http://schemas.microsoft.com/office/drawing/2016/5/9/chartex" xmlns:cx2="http://schemas.microsoft.com/office/drawing/2015/10/21/chartex">
                   <w:pict>
                     <v:rect w14:anchorId="7FF5F20B" id="Rectangle 288" o:spid="_x0000_s1026" style="position:absolute;margin-left:4.85pt;margin-top:1.85pt;width:20.45pt;height:18.5pt;z-index:251666432;visibility:visible;mso-wrap-style:none;mso-width-percent:0;mso-height-percent:0;mso-wrap-distance-left:9pt;mso-wrap-distance-top:0;mso-wrap-distance-right:9pt;mso-wrap-distance-bottom:0;mso-position-horizontal:absolute;mso-position-horizontal-relative:text;mso-position-vertical:absolute;mso-position-vertical-relative:text;mso-width-percent:0;mso-height-percent:0;mso-width-relative:page;mso-height-relative:page;v-text-anchor:middle" o:gfxdata="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" strokeweight=".26mm">
                       <v:stroke endcap="square"/>
@@ -6729,7 +6729,7 @@
       <w:rPr>
         <w:noProof/>
       </w:rPr>
-      <w:t>2</w:t>
+      <w:t>5</w:t>
     </w:r>
     <w:r>
       <w:rPr>
